--- a/downloads/teacher/04 Units/Unit 00 - Launch - Welcome to the FACS Room/Lesson 00.01 - What Is FACS and Who Is in This Room.docx
+++ b/downloads/teacher/04 Units/Unit 00 - Launch - Welcome to the FACS Room/Lesson 00.01 - What Is FACS and Who Is in This Room.docx
@@ -230,23 +230,41 @@
       <w:r>
         <w:t xml:space="preserve">By the end of this lesson, students will be able to:</w:t>
       </w:r>
-      <w:r>
-        <w:t xml:space="preserve"> </w:t>
-      </w:r>
-      <w:r>
-        <w:t xml:space="preserve">1. (Low) Given the six FACS modules on a year map, name each in their own words and give one thing they expect to do in it.</w:t>
-      </w:r>
-      <w:r>
-        <w:t xml:space="preserve"> </w:t>
-      </w:r>
-      <w:r>
-        <w:t xml:space="preserve">2. (Mid) Compare what they already do at home in each module (cook, shop, watch a sibling, fix a room, mend something) to what the module will ask them to do here, and mark two modules where they already have a skill.</w:t>
-      </w:r>
-      <w:r>
-        <w:t xml:space="preserve"> </w:t>
-      </w:r>
-      <w:r>
-        <w:t xml:space="preserve">3. (High) Choose the one module they hope to reach first, justify the choice in two sentences on a hope card, and name one thing they can offer the people at their table.</w:t>
+    </w:p>
+    <w:p>
+      <w:pPr>
+        <w:numPr>
+          <w:ilvl w:val="0"/>
+          <w:numId w:val="1002"/>
+        </w:numPr>
+        <w:pStyle w:val="Compact"/>
+      </w:pPr>
+      <w:r>
+        <w:t xml:space="preserve">(Low) Given the six FACS modules on a year map, name each in their own words and give one thing they expect to do in it.</w:t>
+      </w:r>
+    </w:p>
+    <w:p>
+      <w:pPr>
+        <w:numPr>
+          <w:ilvl w:val="0"/>
+          <w:numId w:val="1002"/>
+        </w:numPr>
+        <w:pStyle w:val="Compact"/>
+      </w:pPr>
+      <w:r>
+        <w:t xml:space="preserve">(Mid) Compare what they already do at home in each module (cook, shop, watch a sibling, fix a room, mend something) to what the module will ask them to do here, and mark two modules where they already have a skill.</w:t>
+      </w:r>
+    </w:p>
+    <w:p>
+      <w:pPr>
+        <w:numPr>
+          <w:ilvl w:val="0"/>
+          <w:numId w:val="1002"/>
+        </w:numPr>
+        <w:pStyle w:val="Compact"/>
+      </w:pPr>
+      <w:r>
+        <w:t xml:space="preserve">(High) Choose the one module they hope to reach first, justify the choice in two sentences on a hope card, and name one thing they can offer the people at their table.</w:t>
       </w:r>
     </w:p>
     <w:p>
@@ -287,7 +305,7 @@
       <w:pPr>
         <w:numPr>
           <w:ilvl w:val="0"/>
-          <w:numId w:val="1002"/>
+          <w:numId w:val="1003"/>
         </w:numPr>
         <w:pStyle w:val="Compact"/>
       </w:pPr>
@@ -299,7 +317,7 @@
       <w:pPr>
         <w:numPr>
           <w:ilvl w:val="0"/>
-          <w:numId w:val="1002"/>
+          <w:numId w:val="1003"/>
         </w:numPr>
         <w:pStyle w:val="Compact"/>
       </w:pPr>
@@ -320,7 +338,7 @@
       <w:pPr>
         <w:numPr>
           <w:ilvl w:val="0"/>
-          <w:numId w:val="1002"/>
+          <w:numId w:val="1003"/>
         </w:numPr>
         <w:pStyle w:val="Compact"/>
       </w:pPr>
@@ -341,7 +359,7 @@
       <w:pPr>
         <w:numPr>
           <w:ilvl w:val="0"/>
-          <w:numId w:val="1002"/>
+          <w:numId w:val="1003"/>
         </w:numPr>
         <w:pStyle w:val="Compact"/>
       </w:pPr>
@@ -362,7 +380,7 @@
       <w:pPr>
         <w:numPr>
           <w:ilvl w:val="0"/>
-          <w:numId w:val="1002"/>
+          <w:numId w:val="1003"/>
         </w:numPr>
         <w:pStyle w:val="Compact"/>
       </w:pPr>
@@ -374,7 +392,7 @@
       <w:pPr>
         <w:numPr>
           <w:ilvl w:val="0"/>
-          <w:numId w:val="1002"/>
+          <w:numId w:val="1003"/>
         </w:numPr>
         <w:pStyle w:val="Compact"/>
       </w:pPr>
@@ -943,49 +961,85 @@
       <w:r>
         <w:t xml:space="preserve">Monitor understanding:</w:t>
       </w:r>
-      <w:r>
-        <w:t xml:space="preserve"> </w:t>
-      </w:r>
-      <w:r>
-        <w:t xml:space="preserve">- Which module is the spoon? The can? What is the difference between those two?</w:t>
-      </w:r>
-      <w:r>
-        <w:t xml:space="preserve"> </w:t>
-      </w:r>
-      <w:r>
-        <w:t xml:space="preserve">- Which of the six do you already do at home, even a little?</w:t>
-      </w:r>
-      <w:r>
-        <w:t xml:space="preserve"> </w:t>
-      </w:r>
-      <w:r>
-        <w:t xml:space="preserve">- What does the board do for you every day?</w:t>
-      </w:r>
-    </w:p>
-    <w:p>
-      <w:pPr>
-        <w:pStyle w:val="BodyText"/>
+    </w:p>
+    <w:p>
+      <w:pPr>
+        <w:numPr>
+          <w:ilvl w:val="0"/>
+          <w:numId w:val="1004"/>
+        </w:numPr>
+        <w:pStyle w:val="Compact"/>
+      </w:pPr>
+      <w:r>
+        <w:t xml:space="preserve">Which module is the spoon? The can? What is the difference between those two?</w:t>
+      </w:r>
+    </w:p>
+    <w:p>
+      <w:pPr>
+        <w:numPr>
+          <w:ilvl w:val="0"/>
+          <w:numId w:val="1004"/>
+        </w:numPr>
+        <w:pStyle w:val="Compact"/>
+      </w:pPr>
+      <w:r>
+        <w:t xml:space="preserve">Which of the six do you already do at home, even a little?</w:t>
+      </w:r>
+    </w:p>
+    <w:p>
+      <w:pPr>
+        <w:numPr>
+          <w:ilvl w:val="0"/>
+          <w:numId w:val="1004"/>
+        </w:numPr>
+        <w:pStyle w:val="Compact"/>
+      </w:pPr>
+      <w:r>
+        <w:t xml:space="preserve">What does the board do for you every day?</w:t>
+      </w:r>
+    </w:p>
+    <w:p>
+      <w:pPr>
+        <w:pStyle w:val="FirstParagraph"/>
       </w:pPr>
       <w:r>
         <w:t xml:space="preserve">Deepen learning:</w:t>
       </w:r>
-      <w:r>
-        <w:t xml:space="preserve"> </w:t>
-      </w:r>
-      <w:r>
-        <w:t xml:space="preserve">- Why would a class about food also be a class about money? Where do they meet?</w:t>
-      </w:r>
-      <w:r>
-        <w:t xml:space="preserve"> </w:t>
-      </w:r>
-      <w:r>
-        <w:t xml:space="preserve">- Somebody at your table said they can translate. Which of the six units will need that most?</w:t>
-      </w:r>
-      <w:r>
-        <w:t xml:space="preserve"> </w:t>
-      </w:r>
-      <w:r>
-        <w:t xml:space="preserve">- What would make you trust a teacher you met yesterday? What would break it?</w:t>
+    </w:p>
+    <w:p>
+      <w:pPr>
+        <w:numPr>
+          <w:ilvl w:val="0"/>
+          <w:numId w:val="1005"/>
+        </w:numPr>
+        <w:pStyle w:val="Compact"/>
+      </w:pPr>
+      <w:r>
+        <w:t xml:space="preserve">Why would a class about food also be a class about money? Where do they meet?</w:t>
+      </w:r>
+    </w:p>
+    <w:p>
+      <w:pPr>
+        <w:numPr>
+          <w:ilvl w:val="0"/>
+          <w:numId w:val="1005"/>
+        </w:numPr>
+        <w:pStyle w:val="Compact"/>
+      </w:pPr>
+      <w:r>
+        <w:t xml:space="preserve">Somebody at your table said they can translate. Which of the six units will need that most?</w:t>
+      </w:r>
+    </w:p>
+    <w:p>
+      <w:pPr>
+        <w:numPr>
+          <w:ilvl w:val="0"/>
+          <w:numId w:val="1005"/>
+        </w:numPr>
+        <w:pStyle w:val="Compact"/>
+      </w:pPr>
+      <w:r>
+        <w:t xml:space="preserve">What would make you trust a teacher you met yesterday? What would break it?</w:t>
       </w:r>
     </w:p>
     <w:p>
@@ -1110,7 +1164,7 @@
       <w:pPr>
         <w:numPr>
           <w:ilvl w:val="0"/>
-          <w:numId w:val="1003"/>
+          <w:numId w:val="1006"/>
         </w:numPr>
         <w:pStyle w:val="Compact"/>
       </w:pPr>
@@ -1154,7 +1208,7 @@
       <w:pPr>
         <w:numPr>
           <w:ilvl w:val="0"/>
-          <w:numId w:val="1003"/>
+          <w:numId w:val="1006"/>
         </w:numPr>
         <w:pStyle w:val="Compact"/>
       </w:pPr>
@@ -1166,7 +1220,7 @@
       <w:pPr>
         <w:numPr>
           <w:ilvl w:val="0"/>
-          <w:numId w:val="1003"/>
+          <w:numId w:val="1006"/>
         </w:numPr>
         <w:pStyle w:val="Compact"/>
       </w:pPr>
@@ -1178,7 +1232,7 @@
       <w:pPr>
         <w:numPr>
           <w:ilvl w:val="0"/>
-          <w:numId w:val="1003"/>
+          <w:numId w:val="1006"/>
         </w:numPr>
         <w:pStyle w:val="Compact"/>
       </w:pPr>
@@ -1205,7 +1259,7 @@
       <w:pPr>
         <w:numPr>
           <w:ilvl w:val="0"/>
-          <w:numId w:val="1003"/>
+          <w:numId w:val="1006"/>
         </w:numPr>
         <w:pStyle w:val="Compact"/>
       </w:pPr>
@@ -1217,7 +1271,7 @@
       <w:pPr>
         <w:numPr>
           <w:ilvl w:val="0"/>
-          <w:numId w:val="1003"/>
+          <w:numId w:val="1006"/>
         </w:numPr>
         <w:pStyle w:val="Compact"/>
       </w:pPr>
@@ -1509,7 +1563,7 @@
       <w:pPr>
         <w:numPr>
           <w:ilvl w:val="0"/>
-          <w:numId w:val="1004"/>
+          <w:numId w:val="1007"/>
         </w:numPr>
         <w:pStyle w:val="Compact"/>
       </w:pPr>
@@ -1533,7 +1587,7 @@
       <w:pPr>
         <w:numPr>
           <w:ilvl w:val="0"/>
-          <w:numId w:val="1004"/>
+          <w:numId w:val="1007"/>
         </w:numPr>
         <w:pStyle w:val="Compact"/>
       </w:pPr>
@@ -1557,7 +1611,7 @@
       <w:pPr>
         <w:numPr>
           <w:ilvl w:val="0"/>
-          <w:numId w:val="1004"/>
+          <w:numId w:val="1007"/>
         </w:numPr>
         <w:pStyle w:val="Compact"/>
       </w:pPr>
@@ -1569,7 +1623,7 @@
       <w:pPr>
         <w:numPr>
           <w:ilvl w:val="0"/>
-          <w:numId w:val="1004"/>
+          <w:numId w:val="1007"/>
         </w:numPr>
         <w:pStyle w:val="Compact"/>
       </w:pPr>
@@ -1581,7 +1635,7 @@
       <w:pPr>
         <w:numPr>
           <w:ilvl w:val="0"/>
-          <w:numId w:val="1004"/>
+          <w:numId w:val="1007"/>
         </w:numPr>
         <w:pStyle w:val="Compact"/>
       </w:pPr>
@@ -1630,7 +1684,7 @@
       <w:pPr>
         <w:numPr>
           <w:ilvl w:val="0"/>
-          <w:numId w:val="1005"/>
+          <w:numId w:val="1008"/>
         </w:numPr>
         <w:pStyle w:val="Compact"/>
       </w:pPr>
@@ -1642,7 +1696,7 @@
       <w:pPr>
         <w:numPr>
           <w:ilvl w:val="0"/>
-          <w:numId w:val="1005"/>
+          <w:numId w:val="1008"/>
         </w:numPr>
         <w:pStyle w:val="Compact"/>
       </w:pPr>
@@ -1654,7 +1708,7 @@
       <w:pPr>
         <w:numPr>
           <w:ilvl w:val="0"/>
-          <w:numId w:val="1005"/>
+          <w:numId w:val="1008"/>
         </w:numPr>
         <w:pStyle w:val="Compact"/>
       </w:pPr>
@@ -1666,7 +1720,7 @@
       <w:pPr>
         <w:numPr>
           <w:ilvl w:val="0"/>
-          <w:numId w:val="1005"/>
+          <w:numId w:val="1008"/>
         </w:numPr>
         <w:pStyle w:val="Compact"/>
       </w:pPr>
@@ -1681,7 +1735,7 @@
       <w:pPr>
         <w:numPr>
           <w:ilvl w:val="0"/>
-          <w:numId w:val="1005"/>
+          <w:numId w:val="1008"/>
         </w:numPr>
         <w:pStyle w:val="Compact"/>
       </w:pPr>
@@ -1974,6 +2028,118 @@
       </w:pPr>
     </w:lvl>
   </w:abstractNum>
+  <w:abstractNum w:abstractNumId="99411">
+    <w:nsid w:val="71315dca"/>
+    <w:multiLevelType w:val="multilevel"/>
+    <w:lvl w:ilvl="0">
+      <w:start w:val="1"/>
+      <w:numFmt w:val="decimal"/>
+      <w:lvlText w:val="%1."/>
+      <w:lvlJc w:val="left"/>
+      <w:pPr>
+        <w:tabs>
+          <w:tab w:val="num" w:pos="0"/>
+        </w:tabs>
+        <w:ind w:left="480" w:hanging="480"/>
+      </w:pPr>
+    </w:lvl>
+    <w:lvl w:ilvl="1">
+      <w:start w:val="1"/>
+      <w:numFmt w:val="decimal"/>
+      <w:lvlText w:val="%2."/>
+      <w:lvlJc w:val="left"/>
+      <w:pPr>
+        <w:tabs>
+          <w:tab w:val="num" w:pos="720"/>
+        </w:tabs>
+        <w:ind w:left="1200" w:hanging="480"/>
+      </w:pPr>
+    </w:lvl>
+    <w:lvl w:ilvl="2">
+      <w:start w:val="1"/>
+      <w:numFmt w:val="decimal"/>
+      <w:lvlText w:val="%3."/>
+      <w:lvlJc w:val="left"/>
+      <w:pPr>
+        <w:tabs>
+          <w:tab w:val="num" w:pos="1440"/>
+        </w:tabs>
+        <w:ind w:left="1920" w:hanging="480"/>
+      </w:pPr>
+    </w:lvl>
+    <w:lvl w:ilvl="3">
+      <w:start w:val="1"/>
+      <w:numFmt w:val="decimal"/>
+      <w:lvlText w:val="%4."/>
+      <w:lvlJc w:val="left"/>
+      <w:pPr>
+        <w:tabs>
+          <w:tab w:val="num" w:pos="2160"/>
+        </w:tabs>
+        <w:ind w:left="2640" w:hanging="480"/>
+      </w:pPr>
+    </w:lvl>
+    <w:lvl w:ilvl="4">
+      <w:start w:val="1"/>
+      <w:numFmt w:val="decimal"/>
+      <w:lvlText w:val="%5."/>
+      <w:lvlJc w:val="left"/>
+      <w:pPr>
+        <w:tabs>
+          <w:tab w:val="num" w:pos="2880"/>
+        </w:tabs>
+        <w:ind w:left="3360" w:hanging="480"/>
+      </w:pPr>
+    </w:lvl>
+    <w:lvl w:ilvl="5">
+      <w:start w:val="1"/>
+      <w:numFmt w:val="decimal"/>
+      <w:lvlText w:val="%6."/>
+      <w:lvlJc w:val="left"/>
+      <w:pPr>
+        <w:tabs>
+          <w:tab w:val="num" w:pos="3600"/>
+        </w:tabs>
+        <w:ind w:left="4080" w:hanging="480"/>
+      </w:pPr>
+    </w:lvl>
+    <w:lvl w:ilvl="6">
+      <w:start w:val="1"/>
+      <w:numFmt w:val="decimal"/>
+      <w:lvlText w:val="%7."/>
+      <w:lvlJc w:val="left"/>
+      <w:pPr>
+        <w:tabs>
+          <w:tab w:val="num" w:pos="4320"/>
+        </w:tabs>
+        <w:ind w:left="4800" w:hanging="480"/>
+      </w:pPr>
+    </w:lvl>
+    <w:lvl w:ilvl="7">
+      <w:start w:val="1"/>
+      <w:numFmt w:val="decimal"/>
+      <w:lvlText w:val="%8."/>
+      <w:lvlJc w:val="left"/>
+      <w:pPr>
+        <w:tabs>
+          <w:tab w:val="num" w:pos="5040"/>
+        </w:tabs>
+        <w:ind w:left="5520" w:hanging="480"/>
+      </w:pPr>
+    </w:lvl>
+    <w:lvl w:ilvl="8">
+      <w:start w:val="1"/>
+      <w:numFmt w:val="decimal"/>
+      <w:lvlText w:val="%9."/>
+      <w:lvlJc w:val="left"/>
+      <w:pPr>
+        <w:tabs>
+          <w:tab w:val="num" w:pos="5760"/>
+        </w:tabs>
+        <w:ind w:left="6240" w:hanging="480"/>
+      </w:pPr>
+    </w:lvl>
+  </w:abstractNum>
   <w:num w:numId="1000">
     <w:abstractNumId w:val="990"/>
   </w:num>
@@ -1981,7 +2147,34 @@
     <w:abstractNumId w:val="991"/>
   </w:num>
   <w:num w:numId="1002">
-    <w:abstractNumId w:val="991"/>
+    <w:abstractNumId w:val="99411"/>
+    <w:lvlOverride w:ilvl="0">
+      <w:startOverride w:val="1"/>
+    </w:lvlOverride>
+    <w:lvlOverride w:ilvl="1">
+      <w:startOverride w:val="1"/>
+    </w:lvlOverride>
+    <w:lvlOverride w:ilvl="2">
+      <w:startOverride w:val="1"/>
+    </w:lvlOverride>
+    <w:lvlOverride w:ilvl="3">
+      <w:startOverride w:val="1"/>
+    </w:lvlOverride>
+    <w:lvlOverride w:ilvl="4">
+      <w:startOverride w:val="1"/>
+    </w:lvlOverride>
+    <w:lvlOverride w:ilvl="5">
+      <w:startOverride w:val="1"/>
+    </w:lvlOverride>
+    <w:lvlOverride w:ilvl="6">
+      <w:startOverride w:val="1"/>
+    </w:lvlOverride>
+    <w:lvlOverride w:ilvl="7">
+      <w:startOverride w:val="1"/>
+    </w:lvlOverride>
+    <w:lvlOverride w:ilvl="8">
+      <w:startOverride w:val="1"/>
+    </w:lvlOverride>
   </w:num>
   <w:num w:numId="1003">
     <w:abstractNumId w:val="991"/>
@@ -1990,6 +2183,15 @@
     <w:abstractNumId w:val="991"/>
   </w:num>
   <w:num w:numId="1005">
+    <w:abstractNumId w:val="991"/>
+  </w:num>
+  <w:num w:numId="1006">
+    <w:abstractNumId w:val="991"/>
+  </w:num>
+  <w:num w:numId="1007">
+    <w:abstractNumId w:val="991"/>
+  </w:num>
+  <w:num w:numId="1008">
     <w:abstractNumId w:val="991"/>
   </w:num>
 </w:numbering>

--- a/downloads/teacher/04 Units/Unit 00 - Launch - Welcome to the FACS Room/Lesson 00.01 - What Is FACS and Who Is in This Room.docx
+++ b/downloads/teacher/04 Units/Unit 00 - Launch - Welcome to the FACS Room/Lesson 00.01 - What Is FACS and Who Is in This Room.docx
@@ -323,15 +323,6 @@
       </w:pPr>
       <w:r>
         <w:t xml:space="preserve">Seating: tables of four with a number card on each; a seat chart by table number so nobody chooses and nobody is left out</w:t>
-      </w:r>
-      <w:r>
-        <w:t xml:space="preserve"> </w:t>
-      </w:r>
-      <w:r>
-        <w:rPr>
-          <w:rStyle w:val="TeacherNote"/>
-        </w:rPr>
-        <w:t xml:space="preserve">[Sal: mixed grades if the section is mixed; put a bilingual pair at each table where you can]</w:t>
       </w:r>
     </w:p>
     <w:p>
@@ -663,7 +654,7 @@
               <w:t xml:space="preserve">“</w:t>
             </w:r>
             <w:r>
-              <w:t xml:space="preserve">Six units, one a marking period and a half, and the first cooking lab is on day 16.</w:t>
+              <w:t xml:space="preserve">Six units, about one and a half a marking period, and the first cooking lab is on day 16.</w:t>
             </w:r>
             <w:r>
               <w:t xml:space="preserve">”</w:t>
@@ -1181,7 +1172,7 @@
         <w:t xml:space="preserve">Vocabulary 00.md</w:t>
       </w:r>
       <w:r>
-        <w:t xml:space="preserve">, [check with a native speaker]); the introduction frame is printed as three sentence starters ("My name is</w:t>
+        <w:t xml:space="preserve">); the introduction frame is printed as three sentence starters ("My name is</w:t>
       </w:r>
       <w:r>
         <w:t xml:space="preserve"> </w:t>
@@ -1616,7 +1607,7 @@
         <w:pStyle w:val="Compact"/>
       </w:pPr>
       <w:r>
-        <w:t xml:space="preserve">NYS CDOS Standard 3a, Intermediate, Personal Qualities. Same file.</w:t>
+        <w:t xml:space="preserve">NYS CDOS Standard 3a, Intermediate, Personal Qualities. Wording per the standards crosswalk, Part A.7.</w:t>
       </w:r>
     </w:p>
     <w:p>
@@ -1640,16 +1631,7 @@
         <w:pStyle w:val="Compact"/>
       </w:pPr>
       <w:r>
-        <w:t xml:space="preserve">Sal’s own materials: the do now routine, the reset cue, and the Weekly Quote Monday routine as described in his Brentwood portfolio (</w:t>
-      </w:r>
-      <w:r>
-        <w:rPr>
-          <w:rStyle w:val="VerbatimChar"/>
-        </w:rPr>
-        <w:t xml:space="preserve">01 Source Analysis/Brentwood Work and Simulations.md</w:t>
-      </w:r>
-      <w:r>
-        <w:t xml:space="preserve">, section 2). The line</w:t>
+        <w:t xml:space="preserve">My own materials: the do now routine, the reset cue, and the Weekly Quote Monday routine as described in my portfolio (section 2). The line</w:t>
       </w:r>
       <w:r>
         <w:t xml:space="preserve"> </w:t>
@@ -1667,7 +1649,7 @@
         <w:t xml:space="preserve"> </w:t>
       </w:r>
       <w:r>
-        <w:t xml:space="preserve">is his.</w:t>
+        <w:t xml:space="preserve">is mine.</w:t>
       </w:r>
     </w:p>
     <w:p>
@@ -1714,21 +1696,6 @@
       </w:pPr>
       <w:r>
         <w:t xml:space="preserve">The tray of objects works better than a slide. Let students touch the spoon and the needle; it tells them this is a doing class.</w:t>
-      </w:r>
-    </w:p>
-    <w:p>
-      <w:pPr>
-        <w:numPr>
-          <w:ilvl w:val="0"/>
-          <w:numId w:val="1008"/>
-        </w:numPr>
-        <w:pStyle w:val="Compact"/>
-      </w:pPr>
-      <w:r>
-        <w:rPr>
-          <w:rStyle w:val="TeacherNote"/>
-        </w:rPr>
-        <w:t xml:space="preserve">[Sal: if your school runs mixed-grade sections, the seat chart is the most important thing you do today. A grade 6 student alone at a table of grade 8 students will not speak on day one.]</w:t>
       </w:r>
     </w:p>
     <w:p>
